--- a/BIS_LAB.docx
+++ b/BIS_LAB.docx
@@ -2406,6 +2406,7 @@
       <w:r>
         <w:rPr>
           <w:bCs/>
+          <w:noProof/>
         </w:rPr>
         <w:drawing>
           <wp:inline distT="0" distB="0" distL="0" distR="0" wp14:anchorId="59382A70" wp14:editId="69E44FAA">
@@ -4077,6 +4078,7 @@
       <w:r>
         <w:rPr>
           <w:bCs/>
+          <w:noProof/>
         </w:rPr>
         <w:lastRenderedPageBreak/>
         <w:drawing>
@@ -4307,8 +4309,6 @@
           <w:bCs/>
         </w:rPr>
       </w:pPr>
-      <w:bookmarkStart w:id="0" w:name="_GoBack"/>
-      <w:bookmarkEnd w:id="0"/>
       <w:r>
         <w:rPr>
           <w:b/>
@@ -4746,10 +4746,7 @@
       </w:r>
       <w:proofErr w:type="gramEnd"/>
       <w:r>
-        <w:t>parent1</w:t>
-      </w:r>
-      <w:r>
-        <w:t>, parent2):</w:t>
+        <w:t>parent1, parent2):</w:t>
       </w:r>
     </w:p>
     <w:p>
@@ -5020,10 +5017,7 @@
     </w:p>
     <w:p>
       <w:r>
-        <w:t xml:space="preserve">    population</w:t>
-      </w:r>
-      <w:r>
-        <w:t xml:space="preserve"> = </w:t>
+        <w:t xml:space="preserve">    population = </w:t>
       </w:r>
       <w:proofErr w:type="spellStart"/>
       <w:r>
@@ -5242,10 +5236,7 @@
       </w:r>
       <w:proofErr w:type="spellStart"/>
       <w:r>
-        <w:t>new_populati</w:t>
-      </w:r>
-      <w:r>
-        <w:t>on</w:t>
+        <w:t>new_population</w:t>
       </w:r>
       <w:proofErr w:type="spellEnd"/>
       <w:r>
@@ -5417,10 +5408,7 @@
     </w:p>
     <w:p>
       <w:r>
-        <w:t xml:space="preserve">    </w:t>
-      </w:r>
-      <w:r>
-        <w:t xml:space="preserve">        )</w:t>
+        <w:t xml:space="preserve">            )</w:t>
       </w:r>
     </w:p>
     <w:p/>
@@ -5601,6 +5589,787 @@
           </wp:inline>
         </w:drawing>
       </w:r>
+    </w:p>
+    <w:p/>
+    <w:p>
+      <w:pPr>
+        <w:rPr>
+          <w:b/>
+        </w:rPr>
+      </w:pPr>
+      <w:r>
+        <w:rPr>
+          <w:b/>
+        </w:rPr>
+        <w:lastRenderedPageBreak/>
+        <w:t xml:space="preserve">Experiment </w:t>
+      </w:r>
+      <w:r>
+        <w:rPr>
+          <w:b/>
+        </w:rPr>
+        <w:t>–</w:t>
+      </w:r>
+      <w:r>
+        <w:rPr>
+          <w:b/>
+        </w:rPr>
+        <w:t xml:space="preserve"> 3</w:t>
+      </w:r>
+    </w:p>
+    <w:p>
+      <w:pPr>
+        <w:rPr>
+          <w:b/>
+        </w:rPr>
+      </w:pPr>
+    </w:p>
+    <w:p>
+      <w:pPr>
+        <w:rPr>
+          <w:b/>
+        </w:rPr>
+      </w:pPr>
+    </w:p>
+    <w:p>
+      <w:r>
+        <w:t xml:space="preserve">import </w:t>
+      </w:r>
+      <w:proofErr w:type="spellStart"/>
+      <w:r>
+        <w:t>numpy</w:t>
+      </w:r>
+      <w:proofErr w:type="spellEnd"/>
+      <w:r>
+        <w:t xml:space="preserve"> as np</w:t>
+      </w:r>
+    </w:p>
+    <w:p/>
+    <w:p>
+      <w:r>
+        <w:t xml:space="preserve">distances = </w:t>
+      </w:r>
+      <w:proofErr w:type="spellStart"/>
+      <w:proofErr w:type="gramStart"/>
+      <w:r>
+        <w:t>np.array</w:t>
+      </w:r>
+      <w:proofErr w:type="spellEnd"/>
+      <w:proofErr w:type="gramEnd"/>
+      <w:r>
+        <w:t>([</w:t>
+      </w:r>
+    </w:p>
+    <w:p>
+      <w:r>
+        <w:t xml:space="preserve">    [0, 10, 15, 20],</w:t>
+      </w:r>
+    </w:p>
+    <w:p>
+      <w:r>
+        <w:t xml:space="preserve">    [10, 0, 35, 25],</w:t>
+      </w:r>
+    </w:p>
+    <w:p>
+      <w:r>
+        <w:t xml:space="preserve">    [15, 35, 0, 30],</w:t>
+      </w:r>
+    </w:p>
+    <w:p>
+      <w:r>
+        <w:t xml:space="preserve">    [20, 25, 30, 0]</w:t>
+      </w:r>
+    </w:p>
+    <w:p>
+      <w:r>
+        <w:t xml:space="preserve">], </w:t>
+      </w:r>
+      <w:proofErr w:type="spellStart"/>
+      <w:r>
+        <w:t>dtype</w:t>
+      </w:r>
+      <w:proofErr w:type="spellEnd"/>
+      <w:r>
+        <w:t>=float)</w:t>
+      </w:r>
+    </w:p>
+    <w:p/>
+    <w:p>
+      <w:r>
+        <w:t xml:space="preserve">n = </w:t>
+      </w:r>
+      <w:proofErr w:type="spellStart"/>
+      <w:r>
+        <w:t>len</w:t>
+      </w:r>
+      <w:proofErr w:type="spellEnd"/>
+      <w:r>
+        <w:t>(distances)</w:t>
+      </w:r>
+    </w:p>
+    <w:p>
+      <w:proofErr w:type="spellStart"/>
+      <w:r>
+        <w:t>n_ants</w:t>
+      </w:r>
+      <w:proofErr w:type="spellEnd"/>
+      <w:r>
+        <w:t xml:space="preserve"> = 10</w:t>
+      </w:r>
+    </w:p>
+    <w:p>
+      <w:proofErr w:type="spellStart"/>
+      <w:r>
+        <w:t>n_iterations</w:t>
+      </w:r>
+      <w:proofErr w:type="spellEnd"/>
+      <w:r>
+        <w:t xml:space="preserve"> = 10</w:t>
+      </w:r>
+    </w:p>
+    <w:p>
+      <w:r>
+        <w:t>alpha = 1</w:t>
+      </w:r>
+    </w:p>
+    <w:p>
+      <w:r>
+        <w:t>beta = 2</w:t>
+      </w:r>
+    </w:p>
+    <w:p>
+      <w:r>
+        <w:t>rho = 0.5</w:t>
+      </w:r>
+    </w:p>
+    <w:p>
+      <w:r>
+        <w:t>q = 100</w:t>
+      </w:r>
+    </w:p>
+    <w:p/>
+    <w:p>
+      <w:r>
+        <w:t xml:space="preserve">pheromone = </w:t>
+      </w:r>
+      <w:proofErr w:type="spellStart"/>
+      <w:proofErr w:type="gramStart"/>
+      <w:r>
+        <w:t>np.ones</w:t>
+      </w:r>
+      <w:proofErr w:type="spellEnd"/>
+      <w:proofErr w:type="gramEnd"/>
+      <w:r>
+        <w:t>((n, n))</w:t>
+      </w:r>
+    </w:p>
+    <w:p>
+      <w:r>
+        <w:t>heuristic = 1 / (distances + 1e-10)</w:t>
+      </w:r>
+    </w:p>
+    <w:p>
+      <w:proofErr w:type="spellStart"/>
+      <w:proofErr w:type="gramStart"/>
+      <w:r>
+        <w:t>np.fill</w:t>
+      </w:r>
+      <w:proofErr w:type="gramEnd"/>
+      <w:r>
+        <w:t>_diagonal</w:t>
+      </w:r>
+      <w:proofErr w:type="spellEnd"/>
+      <w:r>
+        <w:t>(heuristic, 0)</w:t>
+      </w:r>
+    </w:p>
+    <w:p/>
+    <w:p>
+      <w:proofErr w:type="spellStart"/>
+      <w:r>
+        <w:t>best_tour</w:t>
+      </w:r>
+      <w:proofErr w:type="spellEnd"/>
+      <w:r>
+        <w:t xml:space="preserve"> = None</w:t>
+      </w:r>
+    </w:p>
+    <w:p>
+      <w:proofErr w:type="spellStart"/>
+      <w:r>
+        <w:t>best_length</w:t>
+      </w:r>
+      <w:proofErr w:type="spellEnd"/>
+      <w:r>
+        <w:t xml:space="preserve"> = float('inf')</w:t>
+      </w:r>
+    </w:p>
+    <w:p/>
+    <w:p>
+      <w:r>
+        <w:t>for iteration in range(</w:t>
+      </w:r>
+      <w:proofErr w:type="spellStart"/>
+      <w:r>
+        <w:t>n_iterations</w:t>
+      </w:r>
+      <w:proofErr w:type="spellEnd"/>
+      <w:r>
+        <w:t>):</w:t>
+      </w:r>
+    </w:p>
+    <w:p>
+      <w:r>
+        <w:t xml:space="preserve">    tours = []</w:t>
+      </w:r>
+    </w:p>
+    <w:p>
+      <w:r>
+        <w:t xml:space="preserve">    lengths = []</w:t>
+      </w:r>
+    </w:p>
+    <w:p/>
+    <w:p>
+      <w:r>
+        <w:t xml:space="preserve">    for ant in range(</w:t>
+      </w:r>
+      <w:proofErr w:type="spellStart"/>
+      <w:r>
+        <w:t>n_ants</w:t>
+      </w:r>
+      <w:proofErr w:type="spellEnd"/>
+      <w:r>
+        <w:t>):</w:t>
+      </w:r>
+    </w:p>
+    <w:p>
+      <w:r>
+        <w:t xml:space="preserve">        start = </w:t>
+      </w:r>
+      <w:proofErr w:type="spellStart"/>
+      <w:proofErr w:type="gramStart"/>
+      <w:r>
+        <w:t>np.random</w:t>
+      </w:r>
+      <w:proofErr w:type="gramEnd"/>
+      <w:r>
+        <w:t>.randint</w:t>
+      </w:r>
+      <w:proofErr w:type="spellEnd"/>
+      <w:r>
+        <w:t>(n)</w:t>
+      </w:r>
+    </w:p>
+    <w:p>
+      <w:r>
+        <w:t xml:space="preserve">        tour = [start]</w:t>
+      </w:r>
+    </w:p>
+    <w:p>
+      <w:r>
+        <w:t xml:space="preserve">        visited = {start}</w:t>
+      </w:r>
+    </w:p>
+    <w:p/>
+    <w:p>
+      <w:r>
+        <w:t xml:space="preserve">        while </w:t>
+      </w:r>
+      <w:proofErr w:type="spellStart"/>
+      <w:r>
+        <w:t>len</w:t>
+      </w:r>
+      <w:proofErr w:type="spellEnd"/>
+      <w:r>
+        <w:t>(tour) &lt; n:</w:t>
+      </w:r>
+    </w:p>
+    <w:p>
+      <w:r>
+        <w:t xml:space="preserve">            current = </w:t>
+      </w:r>
+      <w:proofErr w:type="gramStart"/>
+      <w:r>
+        <w:t>tour[</w:t>
+      </w:r>
+      <w:proofErr w:type="gramEnd"/>
+      <w:r>
+        <w:t>-1]</w:t>
+      </w:r>
+    </w:p>
+    <w:p/>
+    <w:p>
+      <w:r>
+        <w:t xml:space="preserve">            probabilities = (</w:t>
+      </w:r>
+    </w:p>
+    <w:p>
+      <w:r>
+        <w:t xml:space="preserve">                pheromone[current] ** alpha</w:t>
+      </w:r>
+    </w:p>
+    <w:p>
+      <w:r>
+        <w:t xml:space="preserve">                * heuristic[current] ** beta</w:t>
+      </w:r>
+    </w:p>
+    <w:p>
+      <w:r>
+        <w:t xml:space="preserve">            )</w:t>
+      </w:r>
+    </w:p>
+    <w:p/>
+    <w:p>
+      <w:r>
+        <w:lastRenderedPageBreak/>
+        <w:t xml:space="preserve">            for city in visited:</w:t>
+      </w:r>
+    </w:p>
+    <w:p>
+      <w:r>
+        <w:t xml:space="preserve">                probabilities[city] = 0</w:t>
+      </w:r>
+    </w:p>
+    <w:p/>
+    <w:p>
+      <w:r>
+        <w:t xml:space="preserve">            probabilities /= </w:t>
+      </w:r>
+      <w:proofErr w:type="spellStart"/>
+      <w:proofErr w:type="gramStart"/>
+      <w:r>
+        <w:t>probabilities.sum</w:t>
+      </w:r>
+      <w:proofErr w:type="spellEnd"/>
+      <w:r>
+        <w:t>(</w:t>
+      </w:r>
+      <w:proofErr w:type="gramEnd"/>
+      <w:r>
+        <w:t>)</w:t>
+      </w:r>
+    </w:p>
+    <w:p>
+      <w:r>
+        <w:t xml:space="preserve">            </w:t>
+      </w:r>
+      <w:proofErr w:type="spellStart"/>
+      <w:r>
+        <w:t>next_city</w:t>
+      </w:r>
+      <w:proofErr w:type="spellEnd"/>
+      <w:r>
+        <w:t xml:space="preserve"> = </w:t>
+      </w:r>
+      <w:proofErr w:type="spellStart"/>
+      <w:proofErr w:type="gramStart"/>
+      <w:r>
+        <w:t>np.random</w:t>
+      </w:r>
+      <w:proofErr w:type="gramEnd"/>
+      <w:r>
+        <w:t>.choice</w:t>
+      </w:r>
+      <w:proofErr w:type="spellEnd"/>
+      <w:r>
+        <w:t>(n, p=probabilities)</w:t>
+      </w:r>
+    </w:p>
+    <w:p/>
+    <w:p>
+      <w:r>
+        <w:t xml:space="preserve">            </w:t>
+      </w:r>
+      <w:proofErr w:type="spellStart"/>
+      <w:proofErr w:type="gramStart"/>
+      <w:r>
+        <w:t>tour.append</w:t>
+      </w:r>
+      <w:proofErr w:type="spellEnd"/>
+      <w:proofErr w:type="gramEnd"/>
+      <w:r>
+        <w:t>(</w:t>
+      </w:r>
+      <w:proofErr w:type="spellStart"/>
+      <w:r>
+        <w:t>next_city</w:t>
+      </w:r>
+      <w:proofErr w:type="spellEnd"/>
+      <w:r>
+        <w:t>)</w:t>
+      </w:r>
+    </w:p>
+    <w:p>
+      <w:r>
+        <w:t xml:space="preserve">            </w:t>
+      </w:r>
+      <w:proofErr w:type="spellStart"/>
+      <w:r>
+        <w:t>visited.add</w:t>
+      </w:r>
+      <w:proofErr w:type="spellEnd"/>
+      <w:r>
+        <w:t>(</w:t>
+      </w:r>
+      <w:proofErr w:type="spellStart"/>
+      <w:r>
+        <w:t>next_city</w:t>
+      </w:r>
+      <w:proofErr w:type="spellEnd"/>
+      <w:r>
+        <w:t>)</w:t>
+      </w:r>
+    </w:p>
+    <w:p/>
+    <w:p>
+      <w:r>
+        <w:t xml:space="preserve">        </w:t>
+      </w:r>
+      <w:proofErr w:type="spellStart"/>
+      <w:proofErr w:type="gramStart"/>
+      <w:r>
+        <w:t>tour.append</w:t>
+      </w:r>
+      <w:proofErr w:type="spellEnd"/>
+      <w:proofErr w:type="gramEnd"/>
+      <w:r>
+        <w:t>(start)</w:t>
+      </w:r>
+    </w:p>
+    <w:p/>
+    <w:p>
+      <w:r>
+        <w:t xml:space="preserve">        length = </w:t>
+      </w:r>
+      <w:proofErr w:type="gramStart"/>
+      <w:r>
+        <w:t>sum(</w:t>
+      </w:r>
+      <w:proofErr w:type="gramEnd"/>
+    </w:p>
+    <w:p>
+      <w:r>
+        <w:t xml:space="preserve">            distances[tour[</w:t>
+      </w:r>
+      <w:proofErr w:type="spellStart"/>
+      <w:r>
+        <w:t>i</w:t>
+      </w:r>
+      <w:proofErr w:type="spellEnd"/>
+      <w:proofErr w:type="gramStart"/>
+      <w:r>
+        <w:t>]][</w:t>
+      </w:r>
+      <w:proofErr w:type="gramEnd"/>
+      <w:r>
+        <w:t>tour[</w:t>
+      </w:r>
+      <w:proofErr w:type="spellStart"/>
+      <w:r>
+        <w:t>i</w:t>
+      </w:r>
+      <w:proofErr w:type="spellEnd"/>
+      <w:r>
+        <w:t xml:space="preserve"> + 1]]</w:t>
+      </w:r>
+    </w:p>
+    <w:p>
+      <w:r>
+        <w:t xml:space="preserve">            for </w:t>
+      </w:r>
+      <w:proofErr w:type="spellStart"/>
+      <w:r>
+        <w:t>i</w:t>
+      </w:r>
+      <w:proofErr w:type="spellEnd"/>
+      <w:r>
+        <w:t xml:space="preserve"> in range(n)</w:t>
+      </w:r>
+    </w:p>
+    <w:p>
+      <w:r>
+        <w:t xml:space="preserve">        )</w:t>
+      </w:r>
+    </w:p>
+    <w:p/>
+    <w:p>
+      <w:r>
+        <w:t xml:space="preserve">        </w:t>
+      </w:r>
+      <w:proofErr w:type="spellStart"/>
+      <w:proofErr w:type="gramStart"/>
+      <w:r>
+        <w:t>tours.append</w:t>
+      </w:r>
+      <w:proofErr w:type="spellEnd"/>
+      <w:proofErr w:type="gramEnd"/>
+      <w:r>
+        <w:t>(tour)</w:t>
+      </w:r>
+    </w:p>
+    <w:p>
+      <w:r>
+        <w:t xml:space="preserve">        </w:t>
+      </w:r>
+      <w:proofErr w:type="spellStart"/>
+      <w:proofErr w:type="gramStart"/>
+      <w:r>
+        <w:t>lengths.append</w:t>
+      </w:r>
+      <w:proofErr w:type="spellEnd"/>
+      <w:proofErr w:type="gramEnd"/>
+      <w:r>
+        <w:t>(length)</w:t>
+      </w:r>
+    </w:p>
+    <w:p/>
+    <w:p>
+      <w:r>
+        <w:t xml:space="preserve">        if length &lt; </w:t>
+      </w:r>
+      <w:proofErr w:type="spellStart"/>
+      <w:r>
+        <w:t>best_length</w:t>
+      </w:r>
+      <w:proofErr w:type="spellEnd"/>
+      <w:r>
+        <w:t>:</w:t>
+      </w:r>
+    </w:p>
+    <w:p>
+      <w:r>
+        <w:t xml:space="preserve">            </w:t>
+      </w:r>
+      <w:proofErr w:type="spellStart"/>
+      <w:r>
+        <w:t>best_length</w:t>
+      </w:r>
+      <w:proofErr w:type="spellEnd"/>
+      <w:r>
+        <w:t xml:space="preserve"> = length</w:t>
+      </w:r>
+    </w:p>
+    <w:p>
+      <w:r>
+        <w:t xml:space="preserve">            </w:t>
+      </w:r>
+      <w:proofErr w:type="spellStart"/>
+      <w:r>
+        <w:t>best_tour</w:t>
+      </w:r>
+      <w:proofErr w:type="spellEnd"/>
+      <w:r>
+        <w:t xml:space="preserve"> = </w:t>
+      </w:r>
+      <w:proofErr w:type="spellStart"/>
+      <w:proofErr w:type="gramStart"/>
+      <w:r>
+        <w:t>tour.copy</w:t>
+      </w:r>
+      <w:proofErr w:type="spellEnd"/>
+      <w:proofErr w:type="gramEnd"/>
+      <w:r>
+        <w:t>()</w:t>
+      </w:r>
+    </w:p>
+    <w:p/>
+    <w:p>
+      <w:r>
+        <w:t xml:space="preserve">    pheromone *= (1 - rho)</w:t>
+      </w:r>
+    </w:p>
+    <w:p/>
+    <w:p>
+      <w:r>
+        <w:t xml:space="preserve">    for tour, length in </w:t>
+      </w:r>
+      <w:proofErr w:type="gramStart"/>
+      <w:r>
+        <w:t>zip(</w:t>
+      </w:r>
+      <w:proofErr w:type="gramEnd"/>
+      <w:r>
+        <w:t>tours, lengths):</w:t>
+      </w:r>
+    </w:p>
+    <w:p>
+      <w:r>
+        <w:t xml:space="preserve">        deposit = q / length</w:t>
+      </w:r>
+    </w:p>
+    <w:p/>
+    <w:p>
+      <w:r>
+        <w:t xml:space="preserve">        for </w:t>
+      </w:r>
+      <w:proofErr w:type="spellStart"/>
+      <w:r>
+        <w:t>i</w:t>
+      </w:r>
+      <w:proofErr w:type="spellEnd"/>
+      <w:r>
+        <w:t xml:space="preserve"> in range(n):</w:t>
+      </w:r>
+    </w:p>
+    <w:p>
+      <w:r>
+        <w:t xml:space="preserve">            a, b = tour[</w:t>
+      </w:r>
+      <w:proofErr w:type="spellStart"/>
+      <w:r>
+        <w:t>i</w:t>
+      </w:r>
+      <w:proofErr w:type="spellEnd"/>
+      <w:r>
+        <w:t xml:space="preserve">], </w:t>
+      </w:r>
+      <w:proofErr w:type="gramStart"/>
+      <w:r>
+        <w:t>tour[</w:t>
+      </w:r>
+      <w:proofErr w:type="spellStart"/>
+      <w:proofErr w:type="gramEnd"/>
+      <w:r>
+        <w:t>i</w:t>
+      </w:r>
+      <w:proofErr w:type="spellEnd"/>
+      <w:r>
+        <w:t xml:space="preserve"> + 1]</w:t>
+      </w:r>
+    </w:p>
+    <w:p>
+      <w:r>
+        <w:t xml:space="preserve">            pheromone[a][b] += deposit</w:t>
+      </w:r>
+    </w:p>
+    <w:p>
+      <w:r>
+        <w:t xml:space="preserve">            pheromone[b][a] += deposit</w:t>
+      </w:r>
+    </w:p>
+    <w:p>
+      <w:r>
+        <w:t xml:space="preserve">    </w:t>
+      </w:r>
+      <w:proofErr w:type="gramStart"/>
+      <w:r>
+        <w:t>print(</w:t>
+      </w:r>
+      <w:proofErr w:type="gramEnd"/>
+      <w:r>
+        <w:t>"Best Tour in ",iteration," iteration:",</w:t>
+      </w:r>
+      <w:proofErr w:type="spellStart"/>
+      <w:r>
+        <w:t>best_tour</w:t>
+      </w:r>
+      <w:proofErr w:type="spellEnd"/>
+      <w:r>
+        <w:t>)</w:t>
+      </w:r>
+    </w:p>
+    <w:p>
+      <w:r>
+        <w:t xml:space="preserve">    </w:t>
+      </w:r>
+      <w:proofErr w:type="gramStart"/>
+      <w:r>
+        <w:t>print(</w:t>
+      </w:r>
+      <w:proofErr w:type="gramEnd"/>
+      <w:r>
+        <w:t>"Shortest Distance in ",iteration," iteration:",</w:t>
+      </w:r>
+      <w:proofErr w:type="spellStart"/>
+      <w:r>
+        <w:t>best_length</w:t>
+      </w:r>
+      <w:proofErr w:type="spellEnd"/>
+      <w:r>
+        <w:t>)</w:t>
+      </w:r>
+    </w:p>
+    <w:p>
+      <w:proofErr w:type="gramStart"/>
+      <w:r>
+        <w:t>print(</w:t>
+      </w:r>
+      <w:proofErr w:type="gramEnd"/>
+      <w:r>
+        <w:t xml:space="preserve">"Best Tour:", </w:t>
+      </w:r>
+      <w:proofErr w:type="spellStart"/>
+      <w:r>
+        <w:t>best_tour</w:t>
+      </w:r>
+      <w:proofErr w:type="spellEnd"/>
+      <w:r>
+        <w:t>)</w:t>
+      </w:r>
+    </w:p>
+    <w:p>
+      <w:proofErr w:type="gramStart"/>
+      <w:r>
+        <w:t>print(</w:t>
+      </w:r>
+      <w:proofErr w:type="gramEnd"/>
+      <w:r>
+        <w:t xml:space="preserve">"Shortest Distance:", </w:t>
+      </w:r>
+      <w:proofErr w:type="spellStart"/>
+      <w:r>
+        <w:t>best_length</w:t>
+      </w:r>
+      <w:proofErr w:type="spellEnd"/>
+      <w:r>
+        <w:t>)</w:t>
+      </w:r>
+    </w:p>
+    <w:p/>
+    <w:p>
+      <w:r>
+        <w:lastRenderedPageBreak/>
+        <w:drawing>
+          <wp:inline distT="0" distB="0" distL="0" distR="0" wp14:anchorId="2E9152DB" wp14:editId="388171DA">
+            <wp:extent cx="3505689" cy="3686689"/>
+            <wp:effectExtent l="0" t="0" r="0" b="9525"/>
+            <wp:docPr id="4" name="Picture 4"/>
+            <wp:cNvGraphicFramePr>
+              <a:graphicFrameLocks xmlns:a="http://schemas.openxmlformats.org/drawingml/2006/main" noChangeAspect="1"/>
+            </wp:cNvGraphicFramePr>
+            <a:graphic xmlns:a="http://schemas.openxmlformats.org/drawingml/2006/main">
+              <a:graphicData uri="http://schemas.openxmlformats.org/drawingml/2006/picture">
+                <pic:pic xmlns:pic="http://schemas.openxmlformats.org/drawingml/2006/picture">
+                  <pic:nvPicPr>
+                    <pic:cNvPr id="1" name=""/>
+                    <pic:cNvPicPr/>
+                  </pic:nvPicPr>
+                  <pic:blipFill>
+                    <a:blip r:embed="rId9"/>
+                    <a:stretch>
+                      <a:fillRect/>
+                    </a:stretch>
+                  </pic:blipFill>
+                  <pic:spPr>
+                    <a:xfrm>
+                      <a:off x="0" y="0"/>
+                      <a:ext cx="3505689" cy="3686689"/>
+                    </a:xfrm>
+                    <a:prstGeom prst="rect">
+                      <a:avLst/>
+                    </a:prstGeom>
+                  </pic:spPr>
+                </pic:pic>
+              </a:graphicData>
+            </a:graphic>
+          </wp:inline>
+        </w:drawing>
+      </w:r>
+    </w:p>
+    <w:p/>
+    <w:p>
+      <w:bookmarkStart w:id="0" w:name="_GoBack"/>
+      <w:bookmarkEnd w:id="0"/>
     </w:p>
     <w:sectPr>
       <w:pgSz w:w="12240" w:h="15840"/>
